--- a/pr-preview/pr-417/chapters/teaching-tracked-changes.docx
+++ b/pr-preview/pr-417/chapters/teaching-tracked-changes.docx
@@ -26,7 +26,7 @@
       </w:pPr>
       <w:ins w:id="2" w:author="PR Preview" w:date="2026-01-01T00:00:00Z">
         <w:r>
-          <w:t xml:space="preserve">Last modified: 2026-10-29 12:35:26 (PDT)</w:t>
+          <w:t xml:space="preserve">Last modified: 2026-10-29 12:49:22 (PDT)</w:t>
         </w:r>
       </w:ins>
     </w:p>
@@ -1056,7 +1056,7 @@
       </w:pPr>
       <w:ins w:id="3" w:author="PR Preview" w:date="2026-01-01T00:00:00Z">
         <w:r>
-          <w:t xml:space="preserve">Give each exercise the background its title implies, and say why the reader should care (Ezra, 2026-10-29).</w:t>
+          <w:t xml:space="preserve">Give each exercise the background that its title implies, and say why the reader should care (Ezra, 2026-10-29).</w:t>
         </w:r>
       </w:ins>
       <w:ins w:id="4" w:author="PR Preview" w:date="2026-01-01T00:00:00Z">
@@ -1076,7 +1076,7 @@
       </w:ins>
       <w:ins w:id="7" w:author="PR Preview" w:date="2026-01-01T00:00:00Z">
         <w:r>
-          <w:t xml:space="preserve">name the object, link its definition, and say where it arises and what finding it is used for.</w:t>
+          <w:t xml:space="preserve">name the object, link its definition, and say where it arises and what it is used for.</w:t>
         </w:r>
       </w:ins>
       <w:ins w:id="8" w:author="PR Preview" w:date="2026-01-01T00:00:00Z">
